--- a/5 semester/MathProg/lab 3/ЛР3 В3 Бражалович 351004.docx
+++ b/5 semester/MathProg/lab 3/ЛР3 В3 Бражалович 351004.docx
@@ -385,23 +385,13 @@
           <w:szCs w:val="28"/>
         </w:rPr>
       </w:pPr>
-      <w:proofErr w:type="spellStart"/>
-      <w:r>
-        <w:rPr>
-          <w:rFonts w:ascii="Times New Roman" w:hAnsi="Times New Roman" w:cs="Times New Roman"/>
-          <w:sz w:val="28"/>
-          <w:szCs w:val="28"/>
-        </w:rPr>
-        <w:t>Петюкевич</w:t>
-      </w:r>
-      <w:proofErr w:type="spellEnd"/>
-      <w:r>
-        <w:rPr>
-          <w:rFonts w:ascii="Times New Roman" w:hAnsi="Times New Roman" w:cs="Times New Roman"/>
-          <w:sz w:val="28"/>
-          <w:szCs w:val="28"/>
-        </w:rPr>
-        <w:t xml:space="preserve"> Н.С</w:t>
+      <w:r>
+        <w:rPr>
+          <w:rFonts w:ascii="Times New Roman" w:hAnsi="Times New Roman" w:cs="Times New Roman"/>
+          <w:sz w:val="28"/>
+          <w:szCs w:val="28"/>
+        </w:rPr>
+        <w:t>Петюкевич Н.С</w:t>
       </w:r>
       <w:r>
         <w:rPr>
@@ -433,6 +423,17 @@
           <w:szCs w:val="28"/>
         </w:rPr>
       </w:pPr>
+    </w:p>
+    <w:p>
+      <w:pPr>
+        <w:spacing w:after="120"/>
+        <w:jc w:val="center"/>
+        <w:rPr>
+          <w:rFonts w:ascii="Times New Roman" w:hAnsi="Times New Roman" w:cs="Times New Roman"/>
+          <w:sz w:val="28"/>
+          <w:szCs w:val="28"/>
+        </w:rPr>
+      </w:pPr>
       <w:r>
         <w:rPr>
           <w:rFonts w:ascii="Times New Roman" w:hAnsi="Times New Roman" w:cs="Times New Roman"/>
@@ -450,7 +451,26 @@
         <w:t>5</w:t>
       </w:r>
     </w:p>
-    <w:p/>
+    <w:p>
+      <w:pPr>
+        <w:jc w:val="center"/>
+      </w:pPr>
+    </w:p>
+    <w:p>
+      <w:pPr>
+        <w:jc w:val="center"/>
+      </w:pPr>
+    </w:p>
+    <w:p>
+      <w:pPr>
+        <w:jc w:val="center"/>
+      </w:pPr>
+    </w:p>
+    <w:p>
+      <w:pPr>
+        <w:jc w:val="center"/>
+      </w:pPr>
+    </w:p>
     <w:p/>
     <w:p>
       <w:pPr>
@@ -470,7 +490,6 @@
           <w:sz w:val="26"/>
           <w:szCs w:val="26"/>
         </w:rPr>
-        <w:lastRenderedPageBreak/>
         <w:t>3</w:t>
       </w:r>
       <w:r>
@@ -499,15 +518,7 @@
           <w:sz w:val="26"/>
           <w:szCs w:val="26"/>
         </w:rPr>
-        <w:t>З</w:t>
-      </w:r>
-      <w:r>
-        <w:rPr>
-          <w:rFonts w:ascii="Times New Roman" w:hAnsi="Times New Roman" w:cs="Times New Roman"/>
-          <w:sz w:val="26"/>
-          <w:szCs w:val="26"/>
-        </w:rPr>
-        <w:t>адание 1</w:t>
+        <w:t>Задание 1</w:t>
       </w:r>
     </w:p>
     <w:p>
@@ -630,6 +641,7 @@
       </w:pPr>
       <w:r>
         <w:rPr>
+          <w:noProof/>
           <w:sz w:val="26"/>
           <w:szCs w:val="26"/>
         </w:rPr>
@@ -670,9 +682,1867 @@
         </w:drawing>
       </w:r>
     </w:p>
+    <w:p>
+      <w:pPr>
+        <w:rPr>
+          <w:sz w:val="26"/>
+          <w:szCs w:val="26"/>
+        </w:rPr>
+      </w:pPr>
+      <w:r>
+        <w:rPr>
+          <w:sz w:val="26"/>
+          <w:szCs w:val="26"/>
+        </w:rPr>
+        <w:t>1)</w:t>
+      </w:r>
+      <w:r>
+        <w:t xml:space="preserve"> </w:t>
+      </w:r>
+      <w:r>
+        <w:rPr>
+          <w:rFonts w:ascii="Times New Roman" w:hAnsi="Times New Roman" w:cs="Times New Roman"/>
+          <w:sz w:val="28"/>
+          <w:szCs w:val="28"/>
+        </w:rPr>
+        <w:t>Составить математическую модель транспортной задачи</w:t>
+      </w:r>
+      <w:r>
+        <w:rPr>
+          <w:sz w:val="26"/>
+          <w:szCs w:val="26"/>
+        </w:rPr>
+        <w:t xml:space="preserve"> </w:t>
+      </w:r>
+    </w:p>
+    <w:p>
+      <w:pPr>
+        <w:rPr>
+          <w:sz w:val="26"/>
+          <w:szCs w:val="26"/>
+        </w:rPr>
+      </w:pPr>
+      <w:r>
+        <w:rPr>
+          <w:sz w:val="26"/>
+          <w:szCs w:val="26"/>
+          <w:lang w:val="en-US"/>
+        </w:rPr>
+        <w:t>z</w:t>
+      </w:r>
+      <w:r>
+        <w:rPr>
+          <w:sz w:val="26"/>
+          <w:szCs w:val="26"/>
+        </w:rPr>
+        <w:t xml:space="preserve"> = 5*</w:t>
+      </w:r>
+      <w:r>
+        <w:rPr>
+          <w:sz w:val="26"/>
+          <w:szCs w:val="26"/>
+          <w:lang w:val="en-US"/>
+        </w:rPr>
+        <w:t>x</w:t>
+      </w:r>
+      <w:r>
+        <w:rPr>
+          <w:sz w:val="26"/>
+          <w:szCs w:val="26"/>
+        </w:rPr>
+        <w:t>11 + 6*</w:t>
+      </w:r>
+      <w:r>
+        <w:rPr>
+          <w:sz w:val="26"/>
+          <w:szCs w:val="26"/>
+          <w:lang w:val="en-US"/>
+        </w:rPr>
+        <w:t>x</w:t>
+      </w:r>
+      <w:r>
+        <w:rPr>
+          <w:sz w:val="26"/>
+          <w:szCs w:val="26"/>
+        </w:rPr>
+        <w:t>12 + 3*</w:t>
+      </w:r>
+      <w:r>
+        <w:rPr>
+          <w:sz w:val="26"/>
+          <w:szCs w:val="26"/>
+          <w:lang w:val="en-US"/>
+        </w:rPr>
+        <w:t>x</w:t>
+      </w:r>
+      <w:r>
+        <w:rPr>
+          <w:sz w:val="26"/>
+          <w:szCs w:val="26"/>
+        </w:rPr>
+        <w:t>13 + 8*</w:t>
+      </w:r>
+      <w:r>
+        <w:rPr>
+          <w:sz w:val="26"/>
+          <w:szCs w:val="26"/>
+          <w:lang w:val="en-US"/>
+        </w:rPr>
+        <w:t>x</w:t>
+      </w:r>
+      <w:r>
+        <w:rPr>
+          <w:sz w:val="26"/>
+          <w:szCs w:val="26"/>
+        </w:rPr>
+        <w:t>14 + 1*</w:t>
+      </w:r>
+      <w:r>
+        <w:rPr>
+          <w:sz w:val="26"/>
+          <w:szCs w:val="26"/>
+          <w:lang w:val="en-US"/>
+        </w:rPr>
+        <w:t>x</w:t>
+      </w:r>
+      <w:r>
+        <w:rPr>
+          <w:sz w:val="26"/>
+          <w:szCs w:val="26"/>
+        </w:rPr>
+        <w:t>21 + 1*</w:t>
+      </w:r>
+      <w:r>
+        <w:rPr>
+          <w:sz w:val="26"/>
+          <w:szCs w:val="26"/>
+          <w:lang w:val="en-US"/>
+        </w:rPr>
+        <w:t>x</w:t>
+      </w:r>
+      <w:r>
+        <w:rPr>
+          <w:sz w:val="26"/>
+          <w:szCs w:val="26"/>
+        </w:rPr>
+        <w:t>22 + 2*</w:t>
+      </w:r>
+      <w:r>
+        <w:rPr>
+          <w:sz w:val="26"/>
+          <w:szCs w:val="26"/>
+          <w:lang w:val="en-US"/>
+        </w:rPr>
+        <w:t>x</w:t>
+      </w:r>
+      <w:r>
+        <w:rPr>
+          <w:sz w:val="26"/>
+          <w:szCs w:val="26"/>
+        </w:rPr>
+        <w:t>23 + 3*</w:t>
+      </w:r>
+      <w:r>
+        <w:rPr>
+          <w:sz w:val="26"/>
+          <w:szCs w:val="26"/>
+          <w:lang w:val="en-US"/>
+        </w:rPr>
+        <w:t>x</w:t>
+      </w:r>
+      <w:r>
+        <w:rPr>
+          <w:sz w:val="26"/>
+          <w:szCs w:val="26"/>
+        </w:rPr>
+        <w:t>24 + 2*</w:t>
+      </w:r>
+      <w:r>
+        <w:rPr>
+          <w:sz w:val="26"/>
+          <w:szCs w:val="26"/>
+          <w:lang w:val="en-US"/>
+        </w:rPr>
+        <w:t>x</w:t>
+      </w:r>
+      <w:r>
+        <w:rPr>
+          <w:sz w:val="26"/>
+          <w:szCs w:val="26"/>
+        </w:rPr>
+        <w:t>31 + 5*</w:t>
+      </w:r>
+      <w:r>
+        <w:rPr>
+          <w:sz w:val="26"/>
+          <w:szCs w:val="26"/>
+          <w:lang w:val="en-US"/>
+        </w:rPr>
+        <w:t>x</w:t>
+      </w:r>
+      <w:r>
+        <w:rPr>
+          <w:sz w:val="26"/>
+          <w:szCs w:val="26"/>
+        </w:rPr>
+        <w:t>32 + 4*</w:t>
+      </w:r>
+      <w:r>
+        <w:rPr>
+          <w:sz w:val="26"/>
+          <w:szCs w:val="26"/>
+          <w:lang w:val="en-US"/>
+        </w:rPr>
+        <w:t>x</w:t>
+      </w:r>
+      <w:r>
+        <w:rPr>
+          <w:sz w:val="26"/>
+          <w:szCs w:val="26"/>
+        </w:rPr>
+        <w:t>33 + 4*</w:t>
+      </w:r>
+      <w:r>
+        <w:rPr>
+          <w:sz w:val="26"/>
+          <w:szCs w:val="26"/>
+          <w:lang w:val="en-US"/>
+        </w:rPr>
+        <w:t>x</w:t>
+      </w:r>
+      <w:r>
+        <w:rPr>
+          <w:sz w:val="26"/>
+          <w:szCs w:val="26"/>
+        </w:rPr>
+        <w:t>34 + 6*</w:t>
+      </w:r>
+      <w:r>
+        <w:rPr>
+          <w:sz w:val="26"/>
+          <w:szCs w:val="26"/>
+          <w:lang w:val="en-US"/>
+        </w:rPr>
+        <w:t>x</w:t>
+      </w:r>
+      <w:r>
+        <w:rPr>
+          <w:sz w:val="26"/>
+          <w:szCs w:val="26"/>
+        </w:rPr>
+        <w:t>41 + 3*</w:t>
+      </w:r>
+      <w:r>
+        <w:rPr>
+          <w:sz w:val="26"/>
+          <w:szCs w:val="26"/>
+          <w:lang w:val="en-US"/>
+        </w:rPr>
+        <w:t>x</w:t>
+      </w:r>
+      <w:r>
+        <w:rPr>
+          <w:sz w:val="26"/>
+          <w:szCs w:val="26"/>
+        </w:rPr>
+        <w:t>42 + 5*</w:t>
+      </w:r>
+      <w:r>
+        <w:rPr>
+          <w:sz w:val="26"/>
+          <w:szCs w:val="26"/>
+          <w:lang w:val="en-US"/>
+        </w:rPr>
+        <w:t>x</w:t>
+      </w:r>
+      <w:r>
+        <w:rPr>
+          <w:sz w:val="26"/>
+          <w:szCs w:val="26"/>
+        </w:rPr>
+        <w:t>43 + 9*</w:t>
+      </w:r>
+      <w:r>
+        <w:rPr>
+          <w:sz w:val="26"/>
+          <w:szCs w:val="26"/>
+          <w:lang w:val="en-US"/>
+        </w:rPr>
+        <w:t>x</w:t>
+      </w:r>
+      <w:r>
+        <w:rPr>
+          <w:sz w:val="26"/>
+          <w:szCs w:val="26"/>
+        </w:rPr>
+        <w:t xml:space="preserve">44 -&gt; </w:t>
+      </w:r>
+      <w:r>
+        <w:rPr>
+          <w:sz w:val="26"/>
+          <w:szCs w:val="26"/>
+          <w:lang w:val="en-US"/>
+        </w:rPr>
+        <w:t>min</w:t>
+      </w:r>
+    </w:p>
+    <w:p>
+      <w:pPr>
+        <w:rPr>
+          <w:sz w:val="26"/>
+          <w:szCs w:val="26"/>
+          <w:lang w:val="en-US"/>
+        </w:rPr>
+      </w:pPr>
+      <w:r>
+        <w:rPr>
+          <w:sz w:val="26"/>
+          <w:szCs w:val="26"/>
+          <w:lang w:val="en-US"/>
+        </w:rPr>
+        <w:drawing>
+          <wp:inline distT="0" distB="0" distL="0" distR="0" wp14:anchorId="0A0F6CAD" wp14:editId="7FE66EBA">
+            <wp:extent cx="3797300" cy="640934"/>
+            <wp:effectExtent l="0" t="0" r="0" b="6985"/>
+            <wp:docPr id="3" name="Рисунок 3"/>
+            <wp:cNvGraphicFramePr>
+              <a:graphicFrameLocks xmlns:a="http://schemas.openxmlformats.org/drawingml/2006/main" noChangeAspect="1"/>
+            </wp:cNvGraphicFramePr>
+            <a:graphic xmlns:a="http://schemas.openxmlformats.org/drawingml/2006/main">
+              <a:graphicData uri="http://schemas.openxmlformats.org/drawingml/2006/picture">
+                <pic:pic xmlns:pic="http://schemas.openxmlformats.org/drawingml/2006/picture">
+                  <pic:nvPicPr>
+                    <pic:cNvPr id="1" name=""/>
+                    <pic:cNvPicPr/>
+                  </pic:nvPicPr>
+                  <pic:blipFill>
+                    <a:blip r:embed="rId6"/>
+                    <a:stretch>
+                      <a:fillRect/>
+                    </a:stretch>
+                  </pic:blipFill>
+                  <pic:spPr>
+                    <a:xfrm>
+                      <a:off x="0" y="0"/>
+                      <a:ext cx="3843688" cy="648764"/>
+                    </a:xfrm>
+                    <a:prstGeom prst="rect">
+                      <a:avLst/>
+                    </a:prstGeom>
+                  </pic:spPr>
+                </pic:pic>
+              </a:graphicData>
+            </a:graphic>
+          </wp:inline>
+        </w:drawing>
+      </w:r>
+    </w:p>
+    <w:p>
+      <w:pPr>
+        <w:rPr>
+          <w:rFonts w:ascii="Times New Roman" w:hAnsi="Times New Roman" w:cs="Times New Roman"/>
+          <w:sz w:val="28"/>
+          <w:szCs w:val="28"/>
+        </w:rPr>
+      </w:pPr>
+      <w:r>
+        <w:rPr>
+          <w:sz w:val="26"/>
+          <w:szCs w:val="26"/>
+        </w:rPr>
+        <w:t>2)</w:t>
+      </w:r>
+      <w:r>
+        <w:rPr>
+          <w:rFonts w:ascii="Times New Roman" w:hAnsi="Times New Roman" w:cs="Times New Roman"/>
+          <w:sz w:val="28"/>
+          <w:szCs w:val="28"/>
+        </w:rPr>
+        <w:t xml:space="preserve"> </w:t>
+      </w:r>
+      <w:r>
+        <w:rPr>
+          <w:rFonts w:ascii="Times New Roman" w:hAnsi="Times New Roman" w:cs="Times New Roman"/>
+          <w:sz w:val="28"/>
+          <w:szCs w:val="28"/>
+        </w:rPr>
+        <w:t>Решить транспортную задачу без учета дополнительных ограничений на перевозки</w:t>
+      </w:r>
+      <w:r>
+        <w:rPr>
+          <w:rFonts w:ascii="Times New Roman" w:hAnsi="Times New Roman" w:cs="Times New Roman"/>
+          <w:sz w:val="28"/>
+          <w:szCs w:val="28"/>
+        </w:rPr>
+        <w:t xml:space="preserve"> </w:t>
+      </w:r>
+    </w:p>
+    <w:p>
+      <w:pPr>
+        <w:rPr>
+          <w:rFonts w:ascii="Times New Roman" w:hAnsi="Times New Roman" w:cs="Times New Roman"/>
+          <w:sz w:val="28"/>
+          <w:szCs w:val="28"/>
+        </w:rPr>
+      </w:pPr>
+      <w:r>
+        <w:rPr>
+          <w:rFonts w:ascii="Times New Roman" w:hAnsi="Times New Roman" w:cs="Times New Roman"/>
+          <w:sz w:val="28"/>
+          <w:szCs w:val="28"/>
+        </w:rPr>
+        <w:t xml:space="preserve">б) </w:t>
+      </w:r>
+      <w:r>
+        <w:rPr>
+          <w:rFonts w:ascii="Times New Roman" w:hAnsi="Times New Roman" w:cs="Times New Roman"/>
+          <w:sz w:val="28"/>
+          <w:szCs w:val="28"/>
+        </w:rPr>
+        <w:t>на компьютере</w:t>
+      </w:r>
+    </w:p>
+    <w:p>
+      <w:pPr>
+        <w:rPr>
+          <w:sz w:val="26"/>
+          <w:szCs w:val="26"/>
+        </w:rPr>
+      </w:pPr>
+      <w:r>
+        <w:rPr>
+          <w:sz w:val="26"/>
+          <w:szCs w:val="26"/>
+        </w:rPr>
+        <w:drawing>
+          <wp:inline distT="0" distB="0" distL="0" distR="0" wp14:anchorId="6F0A0BC6" wp14:editId="70160183">
+            <wp:extent cx="3903131" cy="1473200"/>
+            <wp:effectExtent l="0" t="0" r="2540" b="0"/>
+            <wp:docPr id="4" name="Рисунок 4"/>
+            <wp:cNvGraphicFramePr>
+              <a:graphicFrameLocks xmlns:a="http://schemas.openxmlformats.org/drawingml/2006/main" noChangeAspect="1"/>
+            </wp:cNvGraphicFramePr>
+            <a:graphic xmlns:a="http://schemas.openxmlformats.org/drawingml/2006/main">
+              <a:graphicData uri="http://schemas.openxmlformats.org/drawingml/2006/picture">
+                <pic:pic xmlns:pic="http://schemas.openxmlformats.org/drawingml/2006/picture">
+                  <pic:nvPicPr>
+                    <pic:cNvPr id="1" name=""/>
+                    <pic:cNvPicPr/>
+                  </pic:nvPicPr>
+                  <pic:blipFill>
+                    <a:blip r:embed="rId7"/>
+                    <a:stretch>
+                      <a:fillRect/>
+                    </a:stretch>
+                  </pic:blipFill>
+                  <pic:spPr>
+                    <a:xfrm>
+                      <a:off x="0" y="0"/>
+                      <a:ext cx="3930850" cy="1483662"/>
+                    </a:xfrm>
+                    <a:prstGeom prst="rect">
+                      <a:avLst/>
+                    </a:prstGeom>
+                  </pic:spPr>
+                </pic:pic>
+              </a:graphicData>
+            </a:graphic>
+          </wp:inline>
+        </w:drawing>
+      </w:r>
+      <w:r>
+        <w:rPr>
+          <w:sz w:val="26"/>
+          <w:szCs w:val="26"/>
+        </w:rPr>
+        <w:t xml:space="preserve"> (без ограничений)</w:t>
+      </w:r>
+    </w:p>
+    <w:p>
+      <w:pPr>
+        <w:rPr>
+          <w:sz w:val="26"/>
+          <w:szCs w:val="26"/>
+        </w:rPr>
+      </w:pPr>
+      <w:r>
+        <w:rPr>
+          <w:sz w:val="26"/>
+          <w:szCs w:val="26"/>
+        </w:rPr>
+        <w:t>z = 2*1000 + 3*1000 + 5*1000 + 2*500 + 3*500 + 3*500 + 4*500 + 0 * 1000 = 16000</w:t>
+      </w:r>
+    </w:p>
+    <w:p>
+      <w:pPr>
+        <w:rPr>
+          <w:sz w:val="26"/>
+          <w:szCs w:val="26"/>
+        </w:rPr>
+      </w:pPr>
+      <w:r>
+        <w:rPr>
+          <w:sz w:val="26"/>
+          <w:szCs w:val="26"/>
+        </w:rPr>
+        <w:drawing>
+          <wp:inline distT="0" distB="0" distL="0" distR="0" wp14:anchorId="6F76D07A" wp14:editId="73311B40">
+            <wp:extent cx="3320415" cy="1284857"/>
+            <wp:effectExtent l="0" t="0" r="0" b="0"/>
+            <wp:docPr id="5" name="Рисунок 5"/>
+            <wp:cNvGraphicFramePr>
+              <a:graphicFrameLocks xmlns:a="http://schemas.openxmlformats.org/drawingml/2006/main" noChangeAspect="1"/>
+            </wp:cNvGraphicFramePr>
+            <a:graphic xmlns:a="http://schemas.openxmlformats.org/drawingml/2006/main">
+              <a:graphicData uri="http://schemas.openxmlformats.org/drawingml/2006/picture">
+                <pic:pic xmlns:pic="http://schemas.openxmlformats.org/drawingml/2006/picture">
+                  <pic:nvPicPr>
+                    <pic:cNvPr id="1" name=""/>
+                    <pic:cNvPicPr/>
+                  </pic:nvPicPr>
+                  <pic:blipFill>
+                    <a:blip r:embed="rId8"/>
+                    <a:stretch>
+                      <a:fillRect/>
+                    </a:stretch>
+                  </pic:blipFill>
+                  <pic:spPr>
+                    <a:xfrm>
+                      <a:off x="0" y="0"/>
+                      <a:ext cx="3338188" cy="1291734"/>
+                    </a:xfrm>
+                    <a:prstGeom prst="rect">
+                      <a:avLst/>
+                    </a:prstGeom>
+                  </pic:spPr>
+                </pic:pic>
+              </a:graphicData>
+            </a:graphic>
+          </wp:inline>
+        </w:drawing>
+      </w:r>
+      <w:r>
+        <w:rPr>
+          <w:sz w:val="26"/>
+          <w:szCs w:val="26"/>
+        </w:rPr>
+        <w:t xml:space="preserve"> (с огр</w:t>
+      </w:r>
+      <w:r>
+        <w:rPr>
+          <w:sz w:val="26"/>
+          <w:szCs w:val="26"/>
+        </w:rPr>
+        <w:t>а</w:t>
+      </w:r>
+      <w:r>
+        <w:rPr>
+          <w:sz w:val="26"/>
+          <w:szCs w:val="26"/>
+        </w:rPr>
+        <w:t>ничениями)</w:t>
+      </w:r>
+    </w:p>
+    <w:p>
+      <w:pPr>
+        <w:rPr>
+          <w:sz w:val="26"/>
+          <w:szCs w:val="26"/>
+        </w:rPr>
+      </w:pPr>
+      <w:r>
+        <w:rPr>
+          <w:sz w:val="26"/>
+          <w:szCs w:val="26"/>
+        </w:rPr>
+        <w:lastRenderedPageBreak/>
+        <w:t>z = 1*0 + 2*500 + 6*500 + 3*1000 + 3*500 + 4*1000 + 5*500 + 3*1000 + 0 * 1000 = 18000</w:t>
+      </w:r>
+    </w:p>
+    <w:p>
+      <w:pPr>
+        <w:rPr>
+          <w:rFonts w:ascii="Times New Roman" w:hAnsi="Times New Roman" w:cs="Times New Roman"/>
+          <w:sz w:val="24"/>
+          <w:szCs w:val="24"/>
+        </w:rPr>
+      </w:pPr>
+      <w:r>
+        <w:rPr>
+          <w:rFonts w:ascii="Times New Roman" w:hAnsi="Times New Roman" w:cs="Times New Roman"/>
+          <w:sz w:val="24"/>
+          <w:szCs w:val="24"/>
+        </w:rPr>
+        <w:t>В нашем случае результат решения задачи с ограничениями оказался</w:t>
+      </w:r>
+      <w:r>
+        <w:rPr>
+          <w:rFonts w:ascii="Times New Roman" w:hAnsi="Times New Roman" w:cs="Times New Roman"/>
+          <w:sz w:val="24"/>
+          <w:szCs w:val="24"/>
+        </w:rPr>
+        <w:t xml:space="preserve"> отличный от решения без ограничени</w:t>
+      </w:r>
+      <w:r>
+        <w:rPr>
+          <w:rFonts w:ascii="Times New Roman" w:hAnsi="Times New Roman" w:cs="Times New Roman"/>
+          <w:sz w:val="24"/>
+          <w:szCs w:val="24"/>
+        </w:rPr>
+        <w:t>й</w:t>
+      </w:r>
+      <w:r>
+        <w:rPr>
+          <w:rFonts w:ascii="Times New Roman" w:hAnsi="Times New Roman" w:cs="Times New Roman"/>
+          <w:sz w:val="24"/>
+          <w:szCs w:val="24"/>
+        </w:rPr>
+        <w:t>.</w:t>
+      </w:r>
+    </w:p>
+    <w:p>
+      <w:pPr>
+        <w:rPr>
+          <w:rFonts w:ascii="Times New Roman" w:hAnsi="Times New Roman" w:cs="Times New Roman"/>
+          <w:kern w:val="0"/>
+          <w:sz w:val="24"/>
+          <w:szCs w:val="24"/>
+          <w14:ligatures w14:val="none"/>
+        </w:rPr>
+      </w:pPr>
+      <w:r>
+        <w:rPr>
+          <w:rFonts w:ascii="Times New Roman" w:hAnsi="Times New Roman" w:cs="Times New Roman"/>
+          <w:kern w:val="0"/>
+          <w:sz w:val="24"/>
+          <w:szCs w:val="24"/>
+          <w14:ligatures w14:val="none"/>
+        </w:rPr>
+        <w:t>Данны</w:t>
+      </w:r>
+      <w:r>
+        <w:rPr>
+          <w:rFonts w:ascii="Times New Roman" w:hAnsi="Times New Roman" w:cs="Times New Roman"/>
+          <w:kern w:val="0"/>
+          <w:sz w:val="24"/>
+          <w:szCs w:val="24"/>
+          <w14:ligatures w14:val="none"/>
+        </w:rPr>
+        <w:t>е</w:t>
+      </w:r>
+      <w:r>
+        <w:rPr>
+          <w:rFonts w:ascii="Times New Roman" w:hAnsi="Times New Roman" w:cs="Times New Roman"/>
+          <w:kern w:val="0"/>
+          <w:sz w:val="24"/>
+          <w:szCs w:val="24"/>
+          <w14:ligatures w14:val="none"/>
+        </w:rPr>
+        <w:t xml:space="preserve"> план</w:t>
+      </w:r>
+      <w:r>
+        <w:rPr>
+          <w:rFonts w:ascii="Times New Roman" w:hAnsi="Times New Roman" w:cs="Times New Roman"/>
+          <w:kern w:val="0"/>
+          <w:sz w:val="24"/>
+          <w:szCs w:val="24"/>
+          <w14:ligatures w14:val="none"/>
+        </w:rPr>
+        <w:t>ы</w:t>
+      </w:r>
+      <w:r>
+        <w:rPr>
+          <w:rFonts w:ascii="Times New Roman" w:hAnsi="Times New Roman" w:cs="Times New Roman"/>
+          <w:kern w:val="0"/>
+          <w:sz w:val="24"/>
+          <w:szCs w:val="24"/>
+          <w14:ligatures w14:val="none"/>
+        </w:rPr>
+        <w:t xml:space="preserve"> является оптимальны</w:t>
+      </w:r>
+      <w:r>
+        <w:rPr>
+          <w:rFonts w:ascii="Times New Roman" w:hAnsi="Times New Roman" w:cs="Times New Roman"/>
+          <w:kern w:val="0"/>
+          <w:sz w:val="24"/>
+          <w:szCs w:val="24"/>
+          <w14:ligatures w14:val="none"/>
+        </w:rPr>
+        <w:t>ми</w:t>
+      </w:r>
+      <w:r>
+        <w:rPr>
+          <w:rFonts w:ascii="Times New Roman" w:hAnsi="Times New Roman" w:cs="Times New Roman"/>
+          <w:kern w:val="0"/>
+          <w:sz w:val="24"/>
+          <w:szCs w:val="24"/>
+          <w14:ligatures w14:val="none"/>
+        </w:rPr>
+        <w:t>, потому что:</w:t>
+      </w:r>
+      <w:r>
+        <w:rPr>
+          <w:rFonts w:ascii="Times New Roman" w:hAnsi="Times New Roman" w:cs="Times New Roman"/>
+          <w:kern w:val="0"/>
+          <w:sz w:val="24"/>
+          <w:szCs w:val="24"/>
+          <w14:ligatures w14:val="none"/>
+        </w:rPr>
+        <w:br/>
+        <w:t>1. Он</w:t>
+      </w:r>
+      <w:r>
+        <w:rPr>
+          <w:rFonts w:ascii="Times New Roman" w:hAnsi="Times New Roman" w:cs="Times New Roman"/>
+          <w:kern w:val="0"/>
+          <w:sz w:val="24"/>
+          <w:szCs w:val="24"/>
+          <w14:ligatures w14:val="none"/>
+        </w:rPr>
+        <w:t>и</w:t>
+      </w:r>
+      <w:r>
+        <w:rPr>
+          <w:rFonts w:ascii="Times New Roman" w:hAnsi="Times New Roman" w:cs="Times New Roman"/>
+          <w:kern w:val="0"/>
+          <w:sz w:val="24"/>
+          <w:szCs w:val="24"/>
+          <w14:ligatures w14:val="none"/>
+        </w:rPr>
+        <w:t xml:space="preserve"> является базисным (</w:t>
+      </w:r>
+      <w:r>
+        <w:rPr>
+          <w:rFonts w:ascii="Times New Roman" w:hAnsi="Times New Roman" w:cs="Times New Roman"/>
+          <w:kern w:val="0"/>
+          <w:sz w:val="24"/>
+          <w:szCs w:val="24"/>
+          <w:lang w:val="en-US"/>
+          <w14:ligatures w14:val="none"/>
+        </w:rPr>
+        <w:t>m</w:t>
+      </w:r>
+      <w:r>
+        <w:rPr>
+          <w:rFonts w:ascii="Times New Roman" w:hAnsi="Times New Roman" w:cs="Times New Roman"/>
+          <w:kern w:val="0"/>
+          <w:sz w:val="24"/>
+          <w:szCs w:val="24"/>
+          <w14:ligatures w14:val="none"/>
+        </w:rPr>
+        <w:t>+</w:t>
+      </w:r>
+      <w:r>
+        <w:rPr>
+          <w:rFonts w:ascii="Times New Roman" w:hAnsi="Times New Roman" w:cs="Times New Roman"/>
+          <w:kern w:val="0"/>
+          <w:sz w:val="24"/>
+          <w:szCs w:val="24"/>
+          <w:lang w:val="en-US"/>
+          <w14:ligatures w14:val="none"/>
+        </w:rPr>
+        <w:t>n</w:t>
+      </w:r>
+      <w:r>
+        <w:rPr>
+          <w:rFonts w:ascii="Times New Roman" w:hAnsi="Times New Roman" w:cs="Times New Roman"/>
+          <w:kern w:val="0"/>
+          <w:sz w:val="24"/>
+          <w:szCs w:val="24"/>
+          <w14:ligatures w14:val="none"/>
+        </w:rPr>
+        <w:t>-1=8)</w:t>
+      </w:r>
+      <w:r>
+        <w:rPr>
+          <w:rFonts w:ascii="Times New Roman" w:hAnsi="Times New Roman" w:cs="Times New Roman"/>
+          <w:kern w:val="0"/>
+          <w:sz w:val="24"/>
+          <w:szCs w:val="24"/>
+          <w14:ligatures w14:val="none"/>
+        </w:rPr>
+        <w:br/>
+        <w:t>2. Он</w:t>
+      </w:r>
+      <w:r>
+        <w:rPr>
+          <w:rFonts w:ascii="Times New Roman" w:hAnsi="Times New Roman" w:cs="Times New Roman"/>
+          <w:kern w:val="0"/>
+          <w:sz w:val="24"/>
+          <w:szCs w:val="24"/>
+          <w14:ligatures w14:val="none"/>
+        </w:rPr>
+        <w:t>и</w:t>
+      </w:r>
+      <w:r>
+        <w:rPr>
+          <w:rFonts w:ascii="Times New Roman" w:hAnsi="Times New Roman" w:cs="Times New Roman"/>
+          <w:kern w:val="0"/>
+          <w:sz w:val="24"/>
+          <w:szCs w:val="24"/>
+          <w14:ligatures w14:val="none"/>
+        </w:rPr>
+        <w:t xml:space="preserve"> допустим</w:t>
+      </w:r>
+      <w:r>
+        <w:rPr>
+          <w:rFonts w:ascii="Times New Roman" w:hAnsi="Times New Roman" w:cs="Times New Roman"/>
+          <w:kern w:val="0"/>
+          <w:sz w:val="24"/>
+          <w:szCs w:val="24"/>
+          <w14:ligatures w14:val="none"/>
+        </w:rPr>
+        <w:t>ы</w:t>
+      </w:r>
+    </w:p>
+    <w:p>
+      <w:pPr>
+        <w:rPr>
+          <w:rFonts w:ascii="Times New Roman" w:hAnsi="Times New Roman" w:cs="Times New Roman"/>
+          <w:kern w:val="0"/>
+          <w:sz w:val="24"/>
+          <w:szCs w:val="24"/>
+          <w14:ligatures w14:val="none"/>
+        </w:rPr>
+      </w:pPr>
+      <w:r>
+        <w:rPr>
+          <w:rFonts w:ascii="Times New Roman" w:hAnsi="Times New Roman" w:cs="Times New Roman"/>
+          <w:kern w:val="0"/>
+          <w:sz w:val="24"/>
+          <w:szCs w:val="24"/>
+          <w14:ligatures w14:val="none"/>
+        </w:rPr>
+        <w:t>А) вручную</w:t>
+      </w:r>
+    </w:p>
+    <w:p>
+      <w:pPr>
+        <w:rPr>
+          <w:rFonts w:ascii="Times New Roman" w:hAnsi="Times New Roman" w:cs="Times New Roman"/>
+          <w:kern w:val="0"/>
+          <w:sz w:val="24"/>
+          <w:szCs w:val="24"/>
+          <w14:ligatures w14:val="none"/>
+        </w:rPr>
+      </w:pPr>
+      <w:r>
+        <w:rPr>
+          <w:rFonts w:ascii="Times New Roman" w:hAnsi="Times New Roman" w:cs="Times New Roman"/>
+          <w:kern w:val="0"/>
+          <w:sz w:val="24"/>
+          <w:szCs w:val="24"/>
+          <w14:ligatures w14:val="none"/>
+        </w:rPr>
+        <w:drawing>
+          <wp:inline distT="0" distB="0" distL="0" distR="0" wp14:anchorId="18BBF913" wp14:editId="04EC1BB6">
+            <wp:extent cx="3120764" cy="2232024"/>
+            <wp:effectExtent l="0" t="0" r="3810" b="0"/>
+            <wp:docPr id="6" name="Рисунок 6"/>
+            <wp:cNvGraphicFramePr>
+              <a:graphicFrameLocks xmlns:a="http://schemas.openxmlformats.org/drawingml/2006/main" noChangeAspect="1"/>
+            </wp:cNvGraphicFramePr>
+            <a:graphic xmlns:a="http://schemas.openxmlformats.org/drawingml/2006/main">
+              <a:graphicData uri="http://schemas.openxmlformats.org/drawingml/2006/picture">
+                <pic:pic xmlns:pic="http://schemas.openxmlformats.org/drawingml/2006/picture">
+                  <pic:nvPicPr>
+                    <pic:cNvPr id="1" name=""/>
+                    <pic:cNvPicPr/>
+                  </pic:nvPicPr>
+                  <pic:blipFill>
+                    <a:blip r:embed="rId9"/>
+                    <a:stretch>
+                      <a:fillRect/>
+                    </a:stretch>
+                  </pic:blipFill>
+                  <pic:spPr>
+                    <a:xfrm>
+                      <a:off x="0" y="0"/>
+                      <a:ext cx="3133624" cy="2241222"/>
+                    </a:xfrm>
+                    <a:prstGeom prst="rect">
+                      <a:avLst/>
+                    </a:prstGeom>
+                  </pic:spPr>
+                </pic:pic>
+              </a:graphicData>
+            </a:graphic>
+          </wp:inline>
+        </w:drawing>
+      </w:r>
+    </w:p>
+    <w:p>
+      <w:pPr>
+        <w:rPr>
+          <w:rFonts w:ascii="Times New Roman" w:hAnsi="Times New Roman" w:cs="Times New Roman"/>
+          <w:kern w:val="0"/>
+          <w:sz w:val="24"/>
+          <w:szCs w:val="24"/>
+          <w14:ligatures w14:val="none"/>
+        </w:rPr>
+      </w:pPr>
+      <w:r>
+        <w:rPr>
+          <w:rFonts w:ascii="Times New Roman" w:hAnsi="Times New Roman" w:cs="Times New Roman"/>
+          <w:kern w:val="0"/>
+          <w:sz w:val="24"/>
+          <w:szCs w:val="24"/>
+          <w14:ligatures w14:val="none"/>
+        </w:rPr>
+        <w:drawing>
+          <wp:inline distT="0" distB="0" distL="0" distR="0" wp14:anchorId="2E69160C" wp14:editId="52C3D576">
+            <wp:extent cx="5940425" cy="1724660"/>
+            <wp:effectExtent l="0" t="0" r="3175" b="8890"/>
+            <wp:docPr id="7" name="Рисунок 7"/>
+            <wp:cNvGraphicFramePr>
+              <a:graphicFrameLocks xmlns:a="http://schemas.openxmlformats.org/drawingml/2006/main" noChangeAspect="1"/>
+            </wp:cNvGraphicFramePr>
+            <a:graphic xmlns:a="http://schemas.openxmlformats.org/drawingml/2006/main">
+              <a:graphicData uri="http://schemas.openxmlformats.org/drawingml/2006/picture">
+                <pic:pic xmlns:pic="http://schemas.openxmlformats.org/drawingml/2006/picture">
+                  <pic:nvPicPr>
+                    <pic:cNvPr id="1" name=""/>
+                    <pic:cNvPicPr/>
+                  </pic:nvPicPr>
+                  <pic:blipFill>
+                    <a:blip r:embed="rId10"/>
+                    <a:stretch>
+                      <a:fillRect/>
+                    </a:stretch>
+                  </pic:blipFill>
+                  <pic:spPr>
+                    <a:xfrm>
+                      <a:off x="0" y="0"/>
+                      <a:ext cx="5940425" cy="1724660"/>
+                    </a:xfrm>
+                    <a:prstGeom prst="rect">
+                      <a:avLst/>
+                    </a:prstGeom>
+                  </pic:spPr>
+                </pic:pic>
+              </a:graphicData>
+            </a:graphic>
+          </wp:inline>
+        </w:drawing>
+      </w:r>
+    </w:p>
+    <w:p>
+      <w:pPr>
+        <w:rPr>
+          <w:sz w:val="26"/>
+          <w:szCs w:val="26"/>
+        </w:rPr>
+      </w:pPr>
+    </w:p>
+    <w:p>
+      <w:pPr>
+        <w:rPr>
+          <w:sz w:val="26"/>
+          <w:szCs w:val="26"/>
+        </w:rPr>
+      </w:pPr>
+    </w:p>
+    <w:p>
+      <w:pPr>
+        <w:rPr>
+          <w:sz w:val="26"/>
+          <w:szCs w:val="26"/>
+        </w:rPr>
+      </w:pPr>
+    </w:p>
+    <w:p>
+      <w:pPr>
+        <w:rPr>
+          <w:sz w:val="26"/>
+          <w:szCs w:val="26"/>
+        </w:rPr>
+      </w:pPr>
+    </w:p>
+    <w:p>
+      <w:pPr>
+        <w:rPr>
+          <w:sz w:val="26"/>
+          <w:szCs w:val="26"/>
+        </w:rPr>
+      </w:pPr>
+    </w:p>
+    <w:p>
+      <w:pPr>
+        <w:ind w:left="-1134"/>
+        <w:rPr>
+          <w:sz w:val="26"/>
+          <w:szCs w:val="26"/>
+        </w:rPr>
+      </w:pPr>
+      <w:r>
+        <w:rPr>
+          <w:sz w:val="26"/>
+          <w:szCs w:val="26"/>
+        </w:rPr>
+        <w:lastRenderedPageBreak/>
+        <w:drawing>
+          <wp:inline distT="0" distB="0" distL="0" distR="0" wp14:anchorId="5ECEC3AF" wp14:editId="6949225F">
+            <wp:extent cx="6565864" cy="4953000"/>
+            <wp:effectExtent l="0" t="0" r="6985" b="0"/>
+            <wp:docPr id="8" name="Рисунок 8"/>
+            <wp:cNvGraphicFramePr>
+              <a:graphicFrameLocks xmlns:a="http://schemas.openxmlformats.org/drawingml/2006/main" noChangeAspect="1"/>
+            </wp:cNvGraphicFramePr>
+            <a:graphic xmlns:a="http://schemas.openxmlformats.org/drawingml/2006/main">
+              <a:graphicData uri="http://schemas.openxmlformats.org/drawingml/2006/picture">
+                <pic:pic xmlns:pic="http://schemas.openxmlformats.org/drawingml/2006/picture">
+                  <pic:nvPicPr>
+                    <pic:cNvPr id="1" name=""/>
+                    <pic:cNvPicPr/>
+                  </pic:nvPicPr>
+                  <pic:blipFill>
+                    <a:blip r:embed="rId11"/>
+                    <a:stretch>
+                      <a:fillRect/>
+                    </a:stretch>
+                  </pic:blipFill>
+                  <pic:spPr>
+                    <a:xfrm>
+                      <a:off x="0" y="0"/>
+                      <a:ext cx="6600194" cy="4978897"/>
+                    </a:xfrm>
+                    <a:prstGeom prst="rect">
+                      <a:avLst/>
+                    </a:prstGeom>
+                  </pic:spPr>
+                </pic:pic>
+              </a:graphicData>
+            </a:graphic>
+          </wp:inline>
+        </w:drawing>
+      </w:r>
+    </w:p>
+    <w:p>
+      <w:pPr>
+        <w:ind w:left="-1134"/>
+        <w:rPr>
+          <w:sz w:val="26"/>
+          <w:szCs w:val="26"/>
+        </w:rPr>
+      </w:pPr>
+      <w:r>
+        <w:rPr>
+          <w:sz w:val="26"/>
+          <w:szCs w:val="26"/>
+        </w:rPr>
+        <w:drawing>
+          <wp:inline distT="0" distB="0" distL="0" distR="0" wp14:anchorId="5D3AA2C0" wp14:editId="23350034">
+            <wp:extent cx="6369593" cy="5039843"/>
+            <wp:effectExtent l="0" t="0" r="0" b="8890"/>
+            <wp:docPr id="10" name="Рисунок 10"/>
+            <wp:cNvGraphicFramePr>
+              <a:graphicFrameLocks xmlns:a="http://schemas.openxmlformats.org/drawingml/2006/main" noChangeAspect="1"/>
+            </wp:cNvGraphicFramePr>
+            <a:graphic xmlns:a="http://schemas.openxmlformats.org/drawingml/2006/main">
+              <a:graphicData uri="http://schemas.openxmlformats.org/drawingml/2006/picture">
+                <pic:pic xmlns:pic="http://schemas.openxmlformats.org/drawingml/2006/picture">
+                  <pic:nvPicPr>
+                    <pic:cNvPr id="1" name=""/>
+                    <pic:cNvPicPr/>
+                  </pic:nvPicPr>
+                  <pic:blipFill>
+                    <a:blip r:embed="rId12"/>
+                    <a:stretch>
+                      <a:fillRect/>
+                    </a:stretch>
+                  </pic:blipFill>
+                  <pic:spPr>
+                    <a:xfrm>
+                      <a:off x="0" y="0"/>
+                      <a:ext cx="6369593" cy="5039843"/>
+                    </a:xfrm>
+                    <a:prstGeom prst="rect">
+                      <a:avLst/>
+                    </a:prstGeom>
+                  </pic:spPr>
+                </pic:pic>
+              </a:graphicData>
+            </a:graphic>
+          </wp:inline>
+        </w:drawing>
+      </w:r>
+    </w:p>
+    <w:p>
+      <w:pPr>
+        <w:ind w:left="-1134"/>
+        <w:rPr>
+          <w:sz w:val="26"/>
+          <w:szCs w:val="26"/>
+        </w:rPr>
+      </w:pPr>
+      <w:r>
+        <w:rPr>
+          <w:sz w:val="26"/>
+          <w:szCs w:val="26"/>
+        </w:rPr>
+        <w:lastRenderedPageBreak/>
+        <w:drawing>
+          <wp:inline distT="0" distB="0" distL="0" distR="0" wp14:anchorId="7EC0C86F" wp14:editId="4B3F2F51">
+            <wp:extent cx="5736182" cy="5029200"/>
+            <wp:effectExtent l="0" t="0" r="0" b="0"/>
+            <wp:docPr id="11" name="Рисунок 11"/>
+            <wp:cNvGraphicFramePr>
+              <a:graphicFrameLocks xmlns:a="http://schemas.openxmlformats.org/drawingml/2006/main" noChangeAspect="1"/>
+            </wp:cNvGraphicFramePr>
+            <a:graphic xmlns:a="http://schemas.openxmlformats.org/drawingml/2006/main">
+              <a:graphicData uri="http://schemas.openxmlformats.org/drawingml/2006/picture">
+                <pic:pic xmlns:pic="http://schemas.openxmlformats.org/drawingml/2006/picture">
+                  <pic:nvPicPr>
+                    <pic:cNvPr id="1" name=""/>
+                    <pic:cNvPicPr/>
+                  </pic:nvPicPr>
+                  <pic:blipFill>
+                    <a:blip r:embed="rId13"/>
+                    <a:stretch>
+                      <a:fillRect/>
+                    </a:stretch>
+                  </pic:blipFill>
+                  <pic:spPr>
+                    <a:xfrm>
+                      <a:off x="0" y="0"/>
+                      <a:ext cx="5738180" cy="5030952"/>
+                    </a:xfrm>
+                    <a:prstGeom prst="rect">
+                      <a:avLst/>
+                    </a:prstGeom>
+                  </pic:spPr>
+                </pic:pic>
+              </a:graphicData>
+            </a:graphic>
+          </wp:inline>
+        </w:drawing>
+      </w:r>
+    </w:p>
+    <w:p>
+      <w:pPr>
+        <w:ind w:left="-1134"/>
+        <w:rPr>
+          <w:sz w:val="26"/>
+          <w:szCs w:val="26"/>
+        </w:rPr>
+      </w:pPr>
+      <w:r>
+        <w:rPr>
+          <w:sz w:val="26"/>
+          <w:szCs w:val="26"/>
+        </w:rPr>
+        <w:drawing>
+          <wp:inline distT="0" distB="0" distL="0" distR="0" wp14:anchorId="283D9115" wp14:editId="7644C7DE">
+            <wp:extent cx="5269893" cy="5005131"/>
+            <wp:effectExtent l="0" t="0" r="6985" b="5080"/>
+            <wp:docPr id="12" name="Рисунок 12"/>
+            <wp:cNvGraphicFramePr>
+              <a:graphicFrameLocks xmlns:a="http://schemas.openxmlformats.org/drawingml/2006/main" noChangeAspect="1"/>
+            </wp:cNvGraphicFramePr>
+            <a:graphic xmlns:a="http://schemas.openxmlformats.org/drawingml/2006/main">
+              <a:graphicData uri="http://schemas.openxmlformats.org/drawingml/2006/picture">
+                <pic:pic xmlns:pic="http://schemas.openxmlformats.org/drawingml/2006/picture">
+                  <pic:nvPicPr>
+                    <pic:cNvPr id="1" name=""/>
+                    <pic:cNvPicPr/>
+                  </pic:nvPicPr>
+                  <pic:blipFill>
+                    <a:blip r:embed="rId14"/>
+                    <a:stretch>
+                      <a:fillRect/>
+                    </a:stretch>
+                  </pic:blipFill>
+                  <pic:spPr>
+                    <a:xfrm>
+                      <a:off x="0" y="0"/>
+                      <a:ext cx="5276016" cy="5010946"/>
+                    </a:xfrm>
+                    <a:prstGeom prst="rect">
+                      <a:avLst/>
+                    </a:prstGeom>
+                  </pic:spPr>
+                </pic:pic>
+              </a:graphicData>
+            </a:graphic>
+          </wp:inline>
+        </w:drawing>
+      </w:r>
+    </w:p>
+    <w:p>
+      <w:pPr>
+        <w:ind w:left="-1134"/>
+        <w:rPr>
+          <w:sz w:val="26"/>
+          <w:szCs w:val="26"/>
+        </w:rPr>
+      </w:pPr>
+      <w:r>
+        <w:rPr>
+          <w:sz w:val="26"/>
+          <w:szCs w:val="26"/>
+        </w:rPr>
+        <w:lastRenderedPageBreak/>
+        <w:drawing>
+          <wp:anchor distT="0" distB="0" distL="114300" distR="114300" simplePos="0" relativeHeight="251658240" behindDoc="0" locked="0" layoutInCell="1" allowOverlap="1" wp14:anchorId="3E0279EB" wp14:editId="2D429474">
+            <wp:simplePos x="0" y="0"/>
+            <wp:positionH relativeFrom="column">
+              <wp:posOffset>-915035</wp:posOffset>
+            </wp:positionH>
+            <wp:positionV relativeFrom="paragraph">
+              <wp:posOffset>0</wp:posOffset>
+            </wp:positionV>
+            <wp:extent cx="5645150" cy="5350510"/>
+            <wp:effectExtent l="0" t="0" r="0" b="2540"/>
+            <wp:wrapSquare wrapText="bothSides"/>
+            <wp:docPr id="13" name="Рисунок 13"/>
+            <wp:cNvGraphicFramePr>
+              <a:graphicFrameLocks xmlns:a="http://schemas.openxmlformats.org/drawingml/2006/main" noChangeAspect="1"/>
+            </wp:cNvGraphicFramePr>
+            <a:graphic xmlns:a="http://schemas.openxmlformats.org/drawingml/2006/main">
+              <a:graphicData uri="http://schemas.openxmlformats.org/drawingml/2006/picture">
+                <pic:pic xmlns:pic="http://schemas.openxmlformats.org/drawingml/2006/picture">
+                  <pic:nvPicPr>
+                    <pic:cNvPr id="1" name=""/>
+                    <pic:cNvPicPr/>
+                  </pic:nvPicPr>
+                  <pic:blipFill>
+                    <a:blip r:embed="rId15">
+                      <a:extLst>
+                        <a:ext uri="{28A0092B-C50C-407E-A947-70E740481C1C}">
+                          <a14:useLocalDpi xmlns:a14="http://schemas.microsoft.com/office/drawing/2010/main" val="0"/>
+                        </a:ext>
+                      </a:extLst>
+                    </a:blip>
+                    <a:stretch>
+                      <a:fillRect/>
+                    </a:stretch>
+                  </pic:blipFill>
+                  <pic:spPr>
+                    <a:xfrm>
+                      <a:off x="0" y="0"/>
+                      <a:ext cx="5645150" cy="5350510"/>
+                    </a:xfrm>
+                    <a:prstGeom prst="rect">
+                      <a:avLst/>
+                    </a:prstGeom>
+                  </pic:spPr>
+                </pic:pic>
+              </a:graphicData>
+            </a:graphic>
+            <wp14:sizeRelH relativeFrom="margin">
+              <wp14:pctWidth>0</wp14:pctWidth>
+            </wp14:sizeRelH>
+            <wp14:sizeRelV relativeFrom="margin">
+              <wp14:pctHeight>0</wp14:pctHeight>
+            </wp14:sizeRelV>
+          </wp:anchor>
+        </w:drawing>
+      </w:r>
+      <w:r>
+        <w:rPr>
+          <w:sz w:val="26"/>
+          <w:szCs w:val="26"/>
+        </w:rPr>
+        <w:drawing>
+          <wp:inline distT="0" distB="0" distL="0" distR="0" wp14:anchorId="33C8D973" wp14:editId="6E5B8FC5">
+            <wp:extent cx="3756773" cy="6162232"/>
+            <wp:effectExtent l="0" t="0" r="0" b="0"/>
+            <wp:docPr id="14" name="Рисунок 14"/>
+            <wp:cNvGraphicFramePr>
+              <a:graphicFrameLocks xmlns:a="http://schemas.openxmlformats.org/drawingml/2006/main" noChangeAspect="1"/>
+            </wp:cNvGraphicFramePr>
+            <a:graphic xmlns:a="http://schemas.openxmlformats.org/drawingml/2006/main">
+              <a:graphicData uri="http://schemas.openxmlformats.org/drawingml/2006/picture">
+                <pic:pic xmlns:pic="http://schemas.openxmlformats.org/drawingml/2006/picture">
+                  <pic:nvPicPr>
+                    <pic:cNvPr id="1" name=""/>
+                    <pic:cNvPicPr/>
+                  </pic:nvPicPr>
+                  <pic:blipFill>
+                    <a:blip r:embed="rId16"/>
+                    <a:stretch>
+                      <a:fillRect/>
+                    </a:stretch>
+                  </pic:blipFill>
+                  <pic:spPr>
+                    <a:xfrm>
+                      <a:off x="0" y="0"/>
+                      <a:ext cx="3771364" cy="6186166"/>
+                    </a:xfrm>
+                    <a:prstGeom prst="rect">
+                      <a:avLst/>
+                    </a:prstGeom>
+                  </pic:spPr>
+                </pic:pic>
+              </a:graphicData>
+            </a:graphic>
+          </wp:inline>
+        </w:drawing>
+      </w:r>
+      <w:r>
+        <w:rPr>
+          <w:sz w:val="26"/>
+          <w:szCs w:val="26"/>
+        </w:rPr>
+        <w:t xml:space="preserve"> </w:t>
+      </w:r>
+      <w:r>
+        <w:rPr>
+          <w:sz w:val="26"/>
+          <w:szCs w:val="26"/>
+        </w:rPr>
+        <w:br w:type="textWrapping" w:clear="all"/>
+      </w:r>
+      <w:r>
+        <w:rPr>
+          <w:sz w:val="26"/>
+          <w:szCs w:val="26"/>
+        </w:rPr>
+        <w:lastRenderedPageBreak/>
+        <w:drawing>
+          <wp:inline distT="0" distB="0" distL="0" distR="0" wp14:anchorId="2482E377" wp14:editId="0CDB7674">
+            <wp:extent cx="5940425" cy="1408430"/>
+            <wp:effectExtent l="0" t="0" r="3175" b="1270"/>
+            <wp:docPr id="15" name="Рисунок 15"/>
+            <wp:cNvGraphicFramePr>
+              <a:graphicFrameLocks xmlns:a="http://schemas.openxmlformats.org/drawingml/2006/main" noChangeAspect="1"/>
+            </wp:cNvGraphicFramePr>
+            <a:graphic xmlns:a="http://schemas.openxmlformats.org/drawingml/2006/main">
+              <a:graphicData uri="http://schemas.openxmlformats.org/drawingml/2006/picture">
+                <pic:pic xmlns:pic="http://schemas.openxmlformats.org/drawingml/2006/picture">
+                  <pic:nvPicPr>
+                    <pic:cNvPr id="1" name=""/>
+                    <pic:cNvPicPr/>
+                  </pic:nvPicPr>
+                  <pic:blipFill>
+                    <a:blip r:embed="rId17"/>
+                    <a:stretch>
+                      <a:fillRect/>
+                    </a:stretch>
+                  </pic:blipFill>
+                  <pic:spPr>
+                    <a:xfrm>
+                      <a:off x="0" y="0"/>
+                      <a:ext cx="5940425" cy="1408430"/>
+                    </a:xfrm>
+                    <a:prstGeom prst="rect">
+                      <a:avLst/>
+                    </a:prstGeom>
+                  </pic:spPr>
+                </pic:pic>
+              </a:graphicData>
+            </a:graphic>
+          </wp:inline>
+        </w:drawing>
+      </w:r>
+    </w:p>
+    <w:p>
+      <w:pPr>
+        <w:ind w:left="-1134"/>
+        <w:rPr>
+          <w:sz w:val="26"/>
+          <w:szCs w:val="26"/>
+        </w:rPr>
+      </w:pPr>
+      <w:r>
+        <w:rPr>
+          <w:sz w:val="26"/>
+          <w:szCs w:val="26"/>
+        </w:rPr>
+        <w:t>Задание 2</w:t>
+      </w:r>
+    </w:p>
+    <w:p>
+      <w:pPr>
+        <w:ind w:left="-1134"/>
+        <w:rPr>
+          <w:sz w:val="26"/>
+          <w:szCs w:val="26"/>
+        </w:rPr>
+      </w:pPr>
+      <w:r>
+        <w:rPr>
+          <w:sz w:val="26"/>
+          <w:szCs w:val="26"/>
+        </w:rPr>
+        <w:drawing>
+          <wp:inline distT="0" distB="0" distL="0" distR="0" wp14:anchorId="55823D1A" wp14:editId="6F19A169">
+            <wp:extent cx="5940425" cy="1405255"/>
+            <wp:effectExtent l="0" t="0" r="3175" b="4445"/>
+            <wp:docPr id="16" name="Рисунок 16"/>
+            <wp:cNvGraphicFramePr>
+              <a:graphicFrameLocks xmlns:a="http://schemas.openxmlformats.org/drawingml/2006/main" noChangeAspect="1"/>
+            </wp:cNvGraphicFramePr>
+            <a:graphic xmlns:a="http://schemas.openxmlformats.org/drawingml/2006/main">
+              <a:graphicData uri="http://schemas.openxmlformats.org/drawingml/2006/picture">
+                <pic:pic xmlns:pic="http://schemas.openxmlformats.org/drawingml/2006/picture">
+                  <pic:nvPicPr>
+                    <pic:cNvPr id="1" name=""/>
+                    <pic:cNvPicPr/>
+                  </pic:nvPicPr>
+                  <pic:blipFill>
+                    <a:blip r:embed="rId18"/>
+                    <a:stretch>
+                      <a:fillRect/>
+                    </a:stretch>
+                  </pic:blipFill>
+                  <pic:spPr>
+                    <a:xfrm>
+                      <a:off x="0" y="0"/>
+                      <a:ext cx="5940425" cy="1405255"/>
+                    </a:xfrm>
+                    <a:prstGeom prst="rect">
+                      <a:avLst/>
+                    </a:prstGeom>
+                  </pic:spPr>
+                </pic:pic>
+              </a:graphicData>
+            </a:graphic>
+          </wp:inline>
+        </w:drawing>
+      </w:r>
+    </w:p>
+    <w:p>
+      <w:pPr>
+        <w:ind w:left="-1134"/>
+        <w:rPr>
+          <w:sz w:val="26"/>
+          <w:szCs w:val="26"/>
+          <w:lang w:val="en-US"/>
+        </w:rPr>
+      </w:pPr>
+      <w:r>
+        <w:rPr>
+          <w:sz w:val="26"/>
+          <w:szCs w:val="26"/>
+          <w:lang w:val="en-US"/>
+        </w:rPr>
+        <w:t>z = 4*x11 + 9*x12 + 2*x13 + 6*x21 + 7*x22 + 4*x23 + 7*x31 + 4*x32 + 3*x33 +  2*x41 + 2*x42 1*x43 +  20*x11 + 23*x12 + 16*x13 + 15*x21 + 10*x22 + 24*x23 + 10*x31 + 12*x32 + 18*x33 -&gt; min</w:t>
+      </w:r>
+    </w:p>
+    <w:p>
+      <w:pPr>
+        <w:ind w:left="-1134"/>
+        <w:rPr>
+          <w:sz w:val="26"/>
+          <w:szCs w:val="26"/>
+        </w:rPr>
+      </w:pPr>
+      <w:r>
+        <w:rPr>
+          <w:sz w:val="26"/>
+          <w:szCs w:val="26"/>
+          <w:lang w:val="en-US"/>
+        </w:rPr>
+        <w:drawing>
+          <wp:inline distT="0" distB="0" distL="0" distR="0" wp14:anchorId="407C36B8" wp14:editId="72B12653">
+            <wp:extent cx="5940425" cy="781685"/>
+            <wp:effectExtent l="0" t="0" r="3175" b="0"/>
+            <wp:docPr id="17" name="Рисунок 17"/>
+            <wp:cNvGraphicFramePr>
+              <a:graphicFrameLocks xmlns:a="http://schemas.openxmlformats.org/drawingml/2006/main" noChangeAspect="1"/>
+            </wp:cNvGraphicFramePr>
+            <a:graphic xmlns:a="http://schemas.openxmlformats.org/drawingml/2006/main">
+              <a:graphicData uri="http://schemas.openxmlformats.org/drawingml/2006/picture">
+                <pic:pic xmlns:pic="http://schemas.openxmlformats.org/drawingml/2006/picture">
+                  <pic:nvPicPr>
+                    <pic:cNvPr id="1" name=""/>
+                    <pic:cNvPicPr/>
+                  </pic:nvPicPr>
+                  <pic:blipFill>
+                    <a:blip r:embed="rId19"/>
+                    <a:stretch>
+                      <a:fillRect/>
+                    </a:stretch>
+                  </pic:blipFill>
+                  <pic:spPr>
+                    <a:xfrm>
+                      <a:off x="0" y="0"/>
+                      <a:ext cx="5940425" cy="781685"/>
+                    </a:xfrm>
+                    <a:prstGeom prst="rect">
+                      <a:avLst/>
+                    </a:prstGeom>
+                  </pic:spPr>
+                </pic:pic>
+              </a:graphicData>
+            </a:graphic>
+          </wp:inline>
+        </w:drawing>
+      </w:r>
+      <w:r>
+        <w:rPr>
+          <w:rFonts w:ascii="Times New Roman" w:hAnsi="Times New Roman" w:cs="Times New Roman"/>
+          <w:sz w:val="24"/>
+          <w:szCs w:val="24"/>
+        </w:rPr>
+        <w:t>Составить:</w:t>
+      </w:r>
+    </w:p>
+    <w:p>
+      <w:pPr>
+        <w:pStyle w:val="a4"/>
+        <w:numPr>
+          <w:ilvl w:val="0"/>
+          <w:numId w:val="3"/>
+        </w:numPr>
+        <w:rPr>
+          <w:rFonts w:ascii="Times New Roman" w:hAnsi="Times New Roman" w:cs="Times New Roman"/>
+          <w:sz w:val="24"/>
+          <w:szCs w:val="24"/>
+        </w:rPr>
+      </w:pPr>
+      <w:r>
+        <w:rPr>
+          <w:rFonts w:ascii="Times New Roman" w:hAnsi="Times New Roman" w:cs="Times New Roman"/>
+          <w:sz w:val="24"/>
+          <w:szCs w:val="24"/>
+        </w:rPr>
+        <w:t>Оптимальную схему прикрепления потребителей к перевалочным базам и перевалочных баз к поставщикам на основе решения двухэтапной транспортной задачи</w:t>
+      </w:r>
+    </w:p>
+    <w:p>
+      <w:pPr>
+        <w:pStyle w:val="a4"/>
+        <w:ind w:left="-774"/>
+        <w:rPr>
+          <w:sz w:val="26"/>
+          <w:szCs w:val="26"/>
+        </w:rPr>
+      </w:pPr>
+      <w:r>
+        <w:rPr>
+          <w:noProof/>
+          <w14:ligatures w14:val="none"/>
+        </w:rPr>
+        <w:drawing>
+          <wp:inline distT="0" distB="0" distL="0" distR="0" wp14:anchorId="49C8D2F6" wp14:editId="36191DFE">
+            <wp:extent cx="4902530" cy="4079240"/>
+            <wp:effectExtent l="0" t="0" r="0" b="0"/>
+            <wp:docPr id="18" name="Рисунок 18"/>
+            <wp:cNvGraphicFramePr>
+              <a:graphicFrameLocks xmlns:a="http://schemas.openxmlformats.org/drawingml/2006/main" noChangeAspect="1"/>
+            </wp:cNvGraphicFramePr>
+            <a:graphic xmlns:a="http://schemas.openxmlformats.org/drawingml/2006/main">
+              <a:graphicData uri="http://schemas.openxmlformats.org/drawingml/2006/picture">
+                <pic:pic xmlns:pic="http://schemas.openxmlformats.org/drawingml/2006/picture">
+                  <pic:nvPicPr>
+                    <pic:cNvPr id="1" name=""/>
+                    <pic:cNvPicPr/>
+                  </pic:nvPicPr>
+                  <pic:blipFill>
+                    <a:blip r:embed="rId20"/>
+                    <a:stretch>
+                      <a:fillRect/>
+                    </a:stretch>
+                  </pic:blipFill>
+                  <pic:spPr>
+                    <a:xfrm>
+                      <a:off x="0" y="0"/>
+                      <a:ext cx="4904133" cy="4080574"/>
+                    </a:xfrm>
+                    <a:prstGeom prst="rect">
+                      <a:avLst/>
+                    </a:prstGeom>
+                  </pic:spPr>
+                </pic:pic>
+              </a:graphicData>
+            </a:graphic>
+          </wp:inline>
+        </w:drawing>
+      </w:r>
+    </w:p>
+    <w:p>
+      <w:pPr>
+        <w:rPr>
+          <w:rFonts w:ascii="Times New Roman" w:hAnsi="Times New Roman" w:cs="Times New Roman"/>
+          <w:sz w:val="24"/>
+          <w:szCs w:val="24"/>
+        </w:rPr>
+      </w:pPr>
+      <w:r>
+        <w:rPr>
+          <w:rFonts w:ascii="Times New Roman" w:hAnsi="Times New Roman" w:cs="Times New Roman"/>
+          <w:sz w:val="24"/>
+          <w:szCs w:val="24"/>
+        </w:rPr>
+        <w:t>2) Сравнить полученное решение с решением путем раздельного прикрепления потребителей к базам и баз к поставщикам</w:t>
+      </w:r>
+    </w:p>
+    <w:p>
+      <w:pPr>
+        <w:pStyle w:val="a4"/>
+        <w:ind w:left="-774"/>
+        <w:rPr>
+          <w:sz w:val="26"/>
+          <w:szCs w:val="26"/>
+        </w:rPr>
+      </w:pPr>
+      <w:r>
+        <w:rPr>
+          <w:noProof/>
+          <w14:ligatures w14:val="none"/>
+        </w:rPr>
+        <w:lastRenderedPageBreak/>
+        <w:drawing>
+          <wp:inline distT="0" distB="0" distL="0" distR="0" wp14:anchorId="41A65DD4" wp14:editId="1BC92FCB">
+            <wp:extent cx="2738845" cy="2396490"/>
+            <wp:effectExtent l="0" t="0" r="4445" b="3810"/>
+            <wp:docPr id="19" name="Рисунок 19"/>
+            <wp:cNvGraphicFramePr>
+              <a:graphicFrameLocks xmlns:a="http://schemas.openxmlformats.org/drawingml/2006/main" noChangeAspect="1"/>
+            </wp:cNvGraphicFramePr>
+            <a:graphic xmlns:a="http://schemas.openxmlformats.org/drawingml/2006/main">
+              <a:graphicData uri="http://schemas.openxmlformats.org/drawingml/2006/picture">
+                <pic:pic xmlns:pic="http://schemas.openxmlformats.org/drawingml/2006/picture">
+                  <pic:nvPicPr>
+                    <pic:cNvPr id="1" name=""/>
+                    <pic:cNvPicPr/>
+                  </pic:nvPicPr>
+                  <pic:blipFill>
+                    <a:blip r:embed="rId21"/>
+                    <a:stretch>
+                      <a:fillRect/>
+                    </a:stretch>
+                  </pic:blipFill>
+                  <pic:spPr>
+                    <a:xfrm>
+                      <a:off x="0" y="0"/>
+                      <a:ext cx="2741342" cy="2398675"/>
+                    </a:xfrm>
+                    <a:prstGeom prst="rect">
+                      <a:avLst/>
+                    </a:prstGeom>
+                  </pic:spPr>
+                </pic:pic>
+              </a:graphicData>
+            </a:graphic>
+          </wp:inline>
+        </w:drawing>
+      </w:r>
+    </w:p>
+    <w:p>
+      <w:pPr>
+        <w:ind w:left="-1134"/>
+        <w:rPr>
+          <w:sz w:val="26"/>
+          <w:szCs w:val="26"/>
+        </w:rPr>
+      </w:pPr>
+      <w:r>
+        <w:rPr>
+          <w:sz w:val="26"/>
+          <w:szCs w:val="26"/>
+        </w:rPr>
+        <w:t>z = 4*200 + 0*20 + 4*100 + 2*150 + 0*30 + 4*150 + 100 = 2</w:t>
+      </w:r>
+      <w:r>
+        <w:rPr>
+          <w:sz w:val="26"/>
+          <w:szCs w:val="26"/>
+        </w:rPr>
+        <w:t>1</w:t>
+      </w:r>
+      <w:r>
+        <w:rPr>
+          <w:sz w:val="26"/>
+          <w:szCs w:val="26"/>
+        </w:rPr>
+        <w:t>00</w:t>
+      </w:r>
+    </w:p>
+    <w:p>
+      <w:pPr>
+        <w:ind w:left="-1134"/>
+        <w:rPr>
+          <w:sz w:val="26"/>
+          <w:szCs w:val="26"/>
+        </w:rPr>
+      </w:pPr>
+      <w:r>
+        <w:rPr>
+          <w:sz w:val="26"/>
+          <w:szCs w:val="26"/>
+        </w:rPr>
+        <w:drawing>
+          <wp:inline distT="0" distB="0" distL="0" distR="0" wp14:anchorId="7548A27C" wp14:editId="7E8E5AA4">
+            <wp:extent cx="4096322" cy="1867161"/>
+            <wp:effectExtent l="0" t="0" r="0" b="0"/>
+            <wp:docPr id="20" name="Рисунок 20"/>
+            <wp:cNvGraphicFramePr>
+              <a:graphicFrameLocks xmlns:a="http://schemas.openxmlformats.org/drawingml/2006/main" noChangeAspect="1"/>
+            </wp:cNvGraphicFramePr>
+            <a:graphic xmlns:a="http://schemas.openxmlformats.org/drawingml/2006/main">
+              <a:graphicData uri="http://schemas.openxmlformats.org/drawingml/2006/picture">
+                <pic:pic xmlns:pic="http://schemas.openxmlformats.org/drawingml/2006/picture">
+                  <pic:nvPicPr>
+                    <pic:cNvPr id="1" name=""/>
+                    <pic:cNvPicPr/>
+                  </pic:nvPicPr>
+                  <pic:blipFill>
+                    <a:blip r:embed="rId22"/>
+                    <a:stretch>
+                      <a:fillRect/>
+                    </a:stretch>
+                  </pic:blipFill>
+                  <pic:spPr>
+                    <a:xfrm>
+                      <a:off x="0" y="0"/>
+                      <a:ext cx="4096322" cy="1867161"/>
+                    </a:xfrm>
+                    <a:prstGeom prst="rect">
+                      <a:avLst/>
+                    </a:prstGeom>
+                  </pic:spPr>
+                </pic:pic>
+              </a:graphicData>
+            </a:graphic>
+          </wp:inline>
+        </w:drawing>
+      </w:r>
+    </w:p>
+    <w:p>
+      <w:pPr>
+        <w:ind w:left="-1134"/>
+        <w:rPr>
+          <w:sz w:val="26"/>
+          <w:szCs w:val="26"/>
+        </w:rPr>
+      </w:pPr>
+      <w:r>
+        <w:rPr>
+          <w:sz w:val="26"/>
+          <w:szCs w:val="26"/>
+        </w:rPr>
+        <w:t>z = 15*100 + 10*250 + 10*150 + 16*200 + 0*20 + 0*30 = 8700</w:t>
+      </w:r>
+    </w:p>
+    <w:p>
+      <w:pPr>
+        <w:ind w:left="-1134"/>
+        <w:rPr>
+          <w:sz w:val="26"/>
+          <w:szCs w:val="26"/>
+        </w:rPr>
+      </w:pPr>
+      <w:r>
+        <w:rPr>
+          <w:rFonts w:ascii="Times New Roman" w:hAnsi="Times New Roman" w:cs="Times New Roman"/>
+          <w:sz w:val="24"/>
+          <w:szCs w:val="24"/>
+        </w:rPr>
+        <w:t xml:space="preserve">Вывод: </w:t>
+      </w:r>
+    </w:p>
+    <w:p>
+      <w:pPr>
+        <w:ind w:left="-1134"/>
+        <w:rPr>
+          <w:sz w:val="26"/>
+          <w:szCs w:val="26"/>
+        </w:rPr>
+      </w:pPr>
+      <w:r>
+        <w:rPr>
+          <w:rFonts w:ascii="Times New Roman" w:hAnsi="Times New Roman" w:cs="Times New Roman"/>
+          <w:sz w:val="24"/>
+          <w:szCs w:val="24"/>
+        </w:rPr>
+        <w:t xml:space="preserve">Решив двойственную задачу, получили суммарные затраты, равные </w:t>
+      </w:r>
+      <w:r>
+        <w:rPr>
+          <w:rFonts w:ascii="Times New Roman" w:hAnsi="Times New Roman" w:cs="Times New Roman"/>
+          <w:sz w:val="24"/>
+          <w:szCs w:val="24"/>
+        </w:rPr>
+        <w:t>10</w:t>
+      </w:r>
+      <w:r>
+        <w:rPr>
+          <w:rFonts w:ascii="Times New Roman" w:hAnsi="Times New Roman" w:cs="Times New Roman"/>
+          <w:sz w:val="24"/>
+          <w:szCs w:val="24"/>
+        </w:rPr>
+        <w:t xml:space="preserve"> </w:t>
+      </w:r>
+      <w:r>
+        <w:rPr>
+          <w:rFonts w:ascii="Times New Roman" w:hAnsi="Times New Roman" w:cs="Times New Roman"/>
+          <w:sz w:val="24"/>
+          <w:szCs w:val="24"/>
+        </w:rPr>
+        <w:t>80</w:t>
+      </w:r>
+      <w:r>
+        <w:rPr>
+          <w:rFonts w:ascii="Times New Roman" w:hAnsi="Times New Roman" w:cs="Times New Roman"/>
+          <w:sz w:val="24"/>
+          <w:szCs w:val="24"/>
+        </w:rPr>
+        <w:t xml:space="preserve">0, при решении путем раздельного прикрепления потребителей к базам и баз к поставщикам – </w:t>
+      </w:r>
+      <w:r>
+        <w:rPr>
+          <w:rFonts w:ascii="Times New Roman" w:hAnsi="Times New Roman" w:cs="Times New Roman"/>
+          <w:sz w:val="24"/>
+          <w:szCs w:val="24"/>
+        </w:rPr>
+        <w:t xml:space="preserve">2100 </w:t>
+      </w:r>
+      <w:r>
+        <w:rPr>
+          <w:rFonts w:ascii="Times New Roman" w:hAnsi="Times New Roman" w:cs="Times New Roman"/>
+          <w:sz w:val="24"/>
+          <w:szCs w:val="24"/>
+        </w:rPr>
+        <w:t xml:space="preserve">+ </w:t>
+      </w:r>
+      <w:r>
+        <w:rPr>
+          <w:rFonts w:ascii="Times New Roman" w:hAnsi="Times New Roman" w:cs="Times New Roman"/>
+          <w:sz w:val="24"/>
+          <w:szCs w:val="24"/>
+        </w:rPr>
+        <w:t>87</w:t>
+      </w:r>
+      <w:r>
+        <w:rPr>
+          <w:rFonts w:ascii="Times New Roman" w:hAnsi="Times New Roman" w:cs="Times New Roman"/>
+          <w:sz w:val="24"/>
+          <w:szCs w:val="24"/>
+        </w:rPr>
+        <w:t>00 =</w:t>
+      </w:r>
+      <w:r>
+        <w:rPr>
+          <w:rFonts w:ascii="Times New Roman" w:hAnsi="Times New Roman" w:cs="Times New Roman"/>
+          <w:sz w:val="24"/>
+          <w:szCs w:val="24"/>
+        </w:rPr>
+        <w:t>10800</w:t>
+      </w:r>
+      <w:r>
+        <w:rPr>
+          <w:rFonts w:ascii="Times New Roman" w:hAnsi="Times New Roman" w:cs="Times New Roman"/>
+          <w:sz w:val="24"/>
+          <w:szCs w:val="24"/>
+        </w:rPr>
+        <w:t>. Результаты совпадают.</w:t>
+      </w:r>
+    </w:p>
+    <w:p>
+      <w:pPr>
+        <w:ind w:left="-1134"/>
+        <w:rPr>
+          <w:sz w:val="26"/>
+          <w:szCs w:val="26"/>
+        </w:rPr>
+      </w:pPr>
+    </w:p>
     <w:sectPr>
       <w:pgSz w:w="11906" w:h="16838"/>
-      <w:pgMar w:top="1134" w:right="850" w:bottom="1134" w:left="1701" w:header="708" w:footer="708" w:gutter="0"/>
+      <w:pgMar w:top="426" w:right="850" w:bottom="426" w:left="1701" w:header="708" w:footer="708" w:gutter="0"/>
       <w:cols w:space="708"/>
       <w:docGrid w:linePitch="360"/>
     </w:sectPr>
@@ -860,11 +2730,103 @@
       </w:pPr>
     </w:lvl>
   </w:abstractNum>
+  <w:abstractNum w:abstractNumId="2" w15:restartNumberingAfterBreak="0">
+    <w:nsid w:val="3AEB0D31"/>
+    <w:multiLevelType w:val="hybridMultilevel"/>
+    <w:tmpl w:val="740428DA"/>
+    <w:lvl w:ilvl="0" w:tplc="80FEFF22">
+      <w:start w:val="1"/>
+      <w:numFmt w:val="decimal"/>
+      <w:lvlText w:val="%1)"/>
+      <w:lvlJc w:val="left"/>
+      <w:pPr>
+        <w:ind w:left="-774" w:hanging="360"/>
+      </w:pPr>
+      <w:rPr>
+        <w:rFonts w:hint="default"/>
+      </w:rPr>
+    </w:lvl>
+    <w:lvl w:ilvl="1" w:tplc="04190019" w:tentative="1">
+      <w:start w:val="1"/>
+      <w:numFmt w:val="lowerLetter"/>
+      <w:lvlText w:val="%2."/>
+      <w:lvlJc w:val="left"/>
+      <w:pPr>
+        <w:ind w:left="-54" w:hanging="360"/>
+      </w:pPr>
+    </w:lvl>
+    <w:lvl w:ilvl="2" w:tplc="0419001B" w:tentative="1">
+      <w:start w:val="1"/>
+      <w:numFmt w:val="lowerRoman"/>
+      <w:lvlText w:val="%3."/>
+      <w:lvlJc w:val="right"/>
+      <w:pPr>
+        <w:ind w:left="666" w:hanging="180"/>
+      </w:pPr>
+    </w:lvl>
+    <w:lvl w:ilvl="3" w:tplc="0419000F" w:tentative="1">
+      <w:start w:val="1"/>
+      <w:numFmt w:val="decimal"/>
+      <w:lvlText w:val="%4."/>
+      <w:lvlJc w:val="left"/>
+      <w:pPr>
+        <w:ind w:left="1386" w:hanging="360"/>
+      </w:pPr>
+    </w:lvl>
+    <w:lvl w:ilvl="4" w:tplc="04190019" w:tentative="1">
+      <w:start w:val="1"/>
+      <w:numFmt w:val="lowerLetter"/>
+      <w:lvlText w:val="%5."/>
+      <w:lvlJc w:val="left"/>
+      <w:pPr>
+        <w:ind w:left="2106" w:hanging="360"/>
+      </w:pPr>
+    </w:lvl>
+    <w:lvl w:ilvl="5" w:tplc="0419001B" w:tentative="1">
+      <w:start w:val="1"/>
+      <w:numFmt w:val="lowerRoman"/>
+      <w:lvlText w:val="%6."/>
+      <w:lvlJc w:val="right"/>
+      <w:pPr>
+        <w:ind w:left="2826" w:hanging="180"/>
+      </w:pPr>
+    </w:lvl>
+    <w:lvl w:ilvl="6" w:tplc="0419000F" w:tentative="1">
+      <w:start w:val="1"/>
+      <w:numFmt w:val="decimal"/>
+      <w:lvlText w:val="%7."/>
+      <w:lvlJc w:val="left"/>
+      <w:pPr>
+        <w:ind w:left="3546" w:hanging="360"/>
+      </w:pPr>
+    </w:lvl>
+    <w:lvl w:ilvl="7" w:tplc="04190019" w:tentative="1">
+      <w:start w:val="1"/>
+      <w:numFmt w:val="lowerLetter"/>
+      <w:lvlText w:val="%8."/>
+      <w:lvlJc w:val="left"/>
+      <w:pPr>
+        <w:ind w:left="4266" w:hanging="360"/>
+      </w:pPr>
+    </w:lvl>
+    <w:lvl w:ilvl="8" w:tplc="0419001B" w:tentative="1">
+      <w:start w:val="1"/>
+      <w:numFmt w:val="lowerRoman"/>
+      <w:lvlText w:val="%9."/>
+      <w:lvlJc w:val="right"/>
+      <w:pPr>
+        <w:ind w:left="4986" w:hanging="180"/>
+      </w:pPr>
+    </w:lvl>
+  </w:abstractNum>
   <w:num w:numId="1">
     <w:abstractNumId w:val="1"/>
   </w:num>
   <w:num w:numId="2">
     <w:abstractNumId w:val="0"/>
+  </w:num>
+  <w:num w:numId="3">
+    <w:abstractNumId w:val="2"/>
   </w:num>
 </w:numbering>
 </file>
